--- a/docs/Корчёмкин Д.А. ИСП-403 Анализ полноты и противоречивости.docx
+++ b/docs/Корчёмкин Д.А. ИСП-403 Анализ полноты и противоречивости.docx
@@ -131,7 +131,6 @@
                 <w:sz w:val="20"/>
               </w:rPr>
             </w:pPr>
-            <w:proofErr w:type="spellStart"/>
             <w:r>
               <w:rPr>
                 <w:b/>
@@ -139,7 +138,6 @@
               </w:rPr>
               <w:t>Стейкхолдер</w:t>
             </w:r>
-            <w:proofErr w:type="spellEnd"/>
           </w:p>
         </w:tc>
         <w:tc>
@@ -245,30 +243,8 @@
               <w:rPr>
                 <w:sz w:val="20"/>
               </w:rPr>
-              <w:t xml:space="preserve">StH-01 — </w:t>
-            </w:r>
-            <w:proofErr w:type="spellStart"/>
-            <w:r>
-              <w:rPr>
-                <w:sz w:val="20"/>
-              </w:rPr>
-              <w:t>Владелец</w:t>
-            </w:r>
-            <w:proofErr w:type="spellEnd"/>
-            <w:r>
-              <w:rPr>
-                <w:sz w:val="20"/>
-              </w:rPr>
-              <w:t xml:space="preserve"> </w:t>
-            </w:r>
-            <w:proofErr w:type="spellStart"/>
-            <w:r>
-              <w:rPr>
-                <w:sz w:val="20"/>
-              </w:rPr>
-              <w:t>компании</w:t>
-            </w:r>
-            <w:proofErr w:type="spellEnd"/>
+              <w:t>StH-01 — Владелец компании</w:t>
+            </w:r>
           </w:p>
         </w:tc>
         <w:tc>
@@ -383,16 +359,8 @@
               <w:rPr>
                 <w:sz w:val="20"/>
               </w:rPr>
-              <w:t xml:space="preserve">StH-02 — </w:t>
-            </w:r>
-            <w:proofErr w:type="spellStart"/>
-            <w:r>
-              <w:rPr>
-                <w:sz w:val="20"/>
-              </w:rPr>
-              <w:t>Диспетчер</w:t>
-            </w:r>
-            <w:proofErr w:type="spellEnd"/>
+              <w:t>StH-02 — Диспетчер</w:t>
+            </w:r>
           </w:p>
         </w:tc>
         <w:tc>
@@ -699,16 +667,8 @@
               <w:rPr>
                 <w:sz w:val="20"/>
               </w:rPr>
-              <w:t xml:space="preserve">StH-03 — </w:t>
-            </w:r>
-            <w:proofErr w:type="spellStart"/>
-            <w:r>
-              <w:rPr>
-                <w:sz w:val="20"/>
-              </w:rPr>
-              <w:t>Специалист</w:t>
-            </w:r>
-            <w:proofErr w:type="spellEnd"/>
+              <w:t>StH-03 — Специалист</w:t>
+            </w:r>
           </w:p>
         </w:tc>
         <w:tc>
@@ -851,16 +811,8 @@
               <w:rPr>
                 <w:sz w:val="20"/>
               </w:rPr>
-              <w:t xml:space="preserve">StH-04 — </w:t>
-            </w:r>
-            <w:proofErr w:type="spellStart"/>
-            <w:r>
-              <w:rPr>
-                <w:sz w:val="20"/>
-              </w:rPr>
-              <w:t>Клиент</w:t>
-            </w:r>
-            <w:proofErr w:type="spellEnd"/>
+              <w:t>StH-04 — Клиент</w:t>
+            </w:r>
           </w:p>
         </w:tc>
         <w:tc>
@@ -1288,7 +1240,6 @@
                 <w:sz w:val="20"/>
               </w:rPr>
             </w:pPr>
-            <w:proofErr w:type="spellStart"/>
             <w:r>
               <w:rPr>
                 <w:b/>
@@ -1296,7 +1247,6 @@
               </w:rPr>
               <w:t>Сценарий</w:t>
             </w:r>
-            <w:proofErr w:type="spellEnd"/>
           </w:p>
         </w:tc>
         <w:tc>
@@ -2400,21 +2350,8 @@
         <w:spacing w:after="0" w:line="360" w:lineRule="auto"/>
         <w:jc w:val="both"/>
       </w:pPr>
-      <w:proofErr w:type="spellStart"/>
       <w:r>
-        <w:t>Таблица</w:t>
-      </w:r>
-      <w:proofErr w:type="spellEnd"/>
-      <w:r>
-        <w:t xml:space="preserve"> 3 – </w:t>
-      </w:r>
-      <w:proofErr w:type="spellStart"/>
-      <w:r>
-        <w:t>Уточнение</w:t>
-      </w:r>
-      <w:proofErr w:type="spellEnd"/>
-      <w:r>
-        <w:t xml:space="preserve"> неоднозначных формулировок</w:t>
+        <w:t>Таблица 3 – Уточнение неоднозначных формулировок</w:t>
       </w:r>
     </w:p>
     <w:tbl>
@@ -2457,7 +2394,6 @@
                 <w:sz w:val="20"/>
               </w:rPr>
             </w:pPr>
-            <w:proofErr w:type="spellStart"/>
             <w:r>
               <w:rPr>
                 <w:b/>
@@ -2465,7 +2401,6 @@
               </w:rPr>
               <w:t>Требование</w:t>
             </w:r>
-            <w:proofErr w:type="spellEnd"/>
           </w:p>
         </w:tc>
         <w:tc>
@@ -3141,23 +3076,7 @@
                 <w:sz w:val="20"/>
                 <w:lang w:val="ru-RU"/>
               </w:rPr>
-              <w:t xml:space="preserve">Для </w:t>
-            </w:r>
-            <w:proofErr w:type="spellStart"/>
-            <w:r>
-              <w:rPr>
-                <w:sz w:val="20"/>
-                <w:lang w:val="ru-RU"/>
-              </w:rPr>
-              <w:t>email</w:t>
-            </w:r>
-            <w:proofErr w:type="spellEnd"/>
-            <w:r>
-              <w:rPr>
-                <w:sz w:val="20"/>
-                <w:lang w:val="ru-RU"/>
-              </w:rPr>
-              <w:t xml:space="preserve"> время получения письма зависит от внешнего почтового сервиса.</w:t>
+              <w:t>Для email время получения письма зависит от внешнего почтового сервиса.</w:t>
             </w:r>
           </w:p>
         </w:tc>
@@ -3361,21 +3280,8 @@
         <w:keepNext/>
         <w:spacing w:after="0" w:line="360" w:lineRule="auto"/>
       </w:pPr>
-      <w:proofErr w:type="spellStart"/>
       <w:r>
-        <w:t>Таблица</w:t>
-      </w:r>
-      <w:proofErr w:type="spellEnd"/>
-      <w:r>
-        <w:t xml:space="preserve"> 4 – </w:t>
-      </w:r>
-      <w:proofErr w:type="spellStart"/>
-      <w:r>
-        <w:t>Проверка</w:t>
-      </w:r>
-      <w:proofErr w:type="spellEnd"/>
-      <w:r>
-        <w:t xml:space="preserve"> непротиворечивости требований</w:t>
+        <w:t>Таблица 4 – Проверка непротиворечивости требований</w:t>
       </w:r>
     </w:p>
     <w:tbl>
@@ -3586,23 +3492,7 @@
                 <w:sz w:val="20"/>
                 <w:lang w:val="ru-RU"/>
               </w:rPr>
-              <w:t xml:space="preserve">-21 даёт специалисту контакты и адрес клиента для выезда, а принцип минимизации </w:t>
-            </w:r>
-            <w:proofErr w:type="spellStart"/>
-            <w:r>
-              <w:rPr>
-                <w:sz w:val="20"/>
-                <w:lang w:val="ru-RU"/>
-              </w:rPr>
-              <w:t>ПДн</w:t>
-            </w:r>
-            <w:proofErr w:type="spellEnd"/>
-            <w:r>
-              <w:rPr>
-                <w:sz w:val="20"/>
-                <w:lang w:val="ru-RU"/>
-              </w:rPr>
-              <w:t xml:space="preserve"> требует ограничивать доступ.</w:t>
+              <w:t>-21 даёт специалисту контакты и адрес клиента для выезда, а принцип минимизации ПДн требует ограничивать доступ.</w:t>
             </w:r>
           </w:p>
         </w:tc>
@@ -3851,23 +3741,7 @@
                 <w:sz w:val="20"/>
                 <w:lang w:val="ru-RU"/>
               </w:rPr>
-              <w:t xml:space="preserve">Приоритет целостности истории: при удалении учётная запись блокируется, в записях истории остаётся идентификатор пользователя без дублирования контактов; срок хранения истории определяется политикой обработки </w:t>
-            </w:r>
-            <w:proofErr w:type="spellStart"/>
-            <w:r>
-              <w:rPr>
-                <w:sz w:val="20"/>
-                <w:lang w:val="ru-RU"/>
-              </w:rPr>
-              <w:t>ПДн</w:t>
-            </w:r>
-            <w:proofErr w:type="spellEnd"/>
-            <w:r>
-              <w:rPr>
-                <w:sz w:val="20"/>
-                <w:lang w:val="ru-RU"/>
-              </w:rPr>
-              <w:t>.</w:t>
+              <w:t>Приоритет целостности истории: при удалении учётная запись блокируется, в записях истории остаётся идентификатор пользователя без дублирования контактов; срок хранения истории определяется политикой обработки ПДн.</w:t>
             </w:r>
           </w:p>
         </w:tc>
@@ -4242,21 +4116,8 @@
         <w:spacing w:after="0" w:line="240" w:lineRule="auto"/>
         <w:jc w:val="both"/>
       </w:pPr>
-      <w:proofErr w:type="spellStart"/>
       <w:r>
-        <w:t>Таблица</w:t>
-      </w:r>
-      <w:proofErr w:type="spellEnd"/>
-      <w:r>
-        <w:t xml:space="preserve"> 5 – </w:t>
-      </w:r>
-      <w:proofErr w:type="spellStart"/>
-      <w:r>
-        <w:t>Требования</w:t>
-      </w:r>
-      <w:proofErr w:type="spellEnd"/>
-      <w:r>
-        <w:t>, подлежащие уточнению</w:t>
+        <w:t>Таблица 5 – Требования, подлежащие уточнению</w:t>
       </w:r>
     </w:p>
     <w:tbl>
@@ -4413,7 +4274,20 @@
               <w:rPr>
                 <w:sz w:val="20"/>
               </w:rPr>
-              <w:t>У-1</w:t>
+              <w:t>У</w:t>
+            </w:r>
+            <w:r>
+              <w:rPr>
+                <w:sz w:val="20"/>
+                <w:lang w:val="ru-RU"/>
+              </w:rPr>
+              <w:t>Т</w:t>
+            </w:r>
+            <w:r>
+              <w:rPr>
+                <w:sz w:val="20"/>
+              </w:rPr>
+              <w:t>-1</w:t>
             </w:r>
           </w:p>
         </w:tc>
@@ -4588,7 +4462,20 @@
               <w:rPr>
                 <w:sz w:val="20"/>
               </w:rPr>
-              <w:t>У-2</w:t>
+              <w:t>У</w:t>
+            </w:r>
+            <w:r>
+              <w:rPr>
+                <w:sz w:val="20"/>
+                <w:lang w:val="ru-RU"/>
+              </w:rPr>
+              <w:t>Т</w:t>
+            </w:r>
+            <w:r>
+              <w:rPr>
+                <w:sz w:val="20"/>
+              </w:rPr>
+              <w:t>-2</w:t>
             </w:r>
           </w:p>
         </w:tc>
@@ -4638,21 +4525,7 @@
               <w:rPr>
                 <w:sz w:val="20"/>
               </w:rPr>
-              <w:t xml:space="preserve">FR-22 / UC-3, </w:t>
-            </w:r>
-            <w:proofErr w:type="spellStart"/>
-            <w:r>
-              <w:rPr>
-                <w:sz w:val="20"/>
-              </w:rPr>
-              <w:t>шаг</w:t>
-            </w:r>
-            <w:proofErr w:type="spellEnd"/>
-            <w:r>
-              <w:rPr>
-                <w:sz w:val="20"/>
-              </w:rPr>
-              <w:t xml:space="preserve"> 4; StH-03</w:t>
+              <w:t>FR-22 / UC-3, шаг 4; StH-03</w:t>
             </w:r>
           </w:p>
         </w:tc>
@@ -4704,7 +4577,20 @@
               <w:rPr>
                 <w:sz w:val="20"/>
               </w:rPr>
-              <w:t>У-3</w:t>
+              <w:t>У</w:t>
+            </w:r>
+            <w:r>
+              <w:rPr>
+                <w:sz w:val="20"/>
+                <w:lang w:val="ru-RU"/>
+              </w:rPr>
+              <w:t>Т</w:t>
+            </w:r>
+            <w:r>
+              <w:rPr>
+                <w:sz w:val="20"/>
+              </w:rPr>
+              <w:t>-3</w:t>
             </w:r>
           </w:p>
         </w:tc>
@@ -4827,7 +4713,20 @@
               <w:rPr>
                 <w:sz w:val="20"/>
               </w:rPr>
-              <w:t>У-4</w:t>
+              <w:t>У</w:t>
+            </w:r>
+            <w:r>
+              <w:rPr>
+                <w:sz w:val="20"/>
+                <w:lang w:val="ru-RU"/>
+              </w:rPr>
+              <w:t>Т</w:t>
+            </w:r>
+            <w:r>
+              <w:rPr>
+                <w:sz w:val="20"/>
+              </w:rPr>
+              <w:t>-4</w:t>
             </w:r>
           </w:p>
         </w:tc>
@@ -4963,7 +4862,20 @@
               <w:rPr>
                 <w:sz w:val="20"/>
               </w:rPr>
-              <w:t>У-5</w:t>
+              <w:t>У</w:t>
+            </w:r>
+            <w:r>
+              <w:rPr>
+                <w:sz w:val="20"/>
+                <w:lang w:val="ru-RU"/>
+              </w:rPr>
+              <w:t>Т</w:t>
+            </w:r>
+            <w:r>
+              <w:rPr>
+                <w:sz w:val="20"/>
+              </w:rPr>
+              <w:t>-5</w:t>
             </w:r>
           </w:p>
         </w:tc>
@@ -5058,14 +4970,12 @@
               </w:rPr>
               <w:t xml:space="preserve">-2, альт. поток 2; </w:t>
             </w:r>
-            <w:proofErr w:type="spellStart"/>
             <w:r>
               <w:rPr>
                 <w:sz w:val="20"/>
               </w:rPr>
               <w:t>StH</w:t>
             </w:r>
-            <w:proofErr w:type="spellEnd"/>
             <w:r>
               <w:rPr>
                 <w:sz w:val="20"/>
@@ -5073,7 +4983,6 @@
               </w:rPr>
               <w:t xml:space="preserve">-02, </w:t>
             </w:r>
-            <w:proofErr w:type="spellStart"/>
             <w:r>
               <w:rPr>
                 <w:sz w:val="20"/>
@@ -5081,7 +4990,6 @@
               <w:lastRenderedPageBreak/>
               <w:t>StH</w:t>
             </w:r>
-            <w:proofErr w:type="spellEnd"/>
             <w:r>
               <w:rPr>
                 <w:sz w:val="20"/>
@@ -5149,7 +5057,20 @@
                 <w:sz w:val="20"/>
               </w:rPr>
               <w:lastRenderedPageBreak/>
-              <w:t>У-6</w:t>
+              <w:t>У</w:t>
+            </w:r>
+            <w:r>
+              <w:rPr>
+                <w:sz w:val="20"/>
+                <w:lang w:val="ru-RU"/>
+              </w:rPr>
+              <w:t>Т</w:t>
+            </w:r>
+            <w:r>
+              <w:rPr>
+                <w:sz w:val="20"/>
+              </w:rPr>
+              <w:t>-6</w:t>
             </w:r>
           </w:p>
         </w:tc>
@@ -5249,7 +5170,20 @@
               <w:rPr>
                 <w:sz w:val="20"/>
               </w:rPr>
-              <w:t>У-7</w:t>
+              <w:t>У</w:t>
+            </w:r>
+            <w:r>
+              <w:rPr>
+                <w:sz w:val="20"/>
+                <w:lang w:val="ru-RU"/>
+              </w:rPr>
+              <w:t>Т</w:t>
+            </w:r>
+            <w:r>
+              <w:rPr>
+                <w:sz w:val="20"/>
+              </w:rPr>
+              <w:t>-7</w:t>
             </w:r>
           </w:p>
         </w:tc>
@@ -5335,14 +5269,12 @@
               </w:rPr>
               <w:t xml:space="preserve">-19 / риск «диспетчер или специалист не отреагируют вовремя»; </w:t>
             </w:r>
-            <w:proofErr w:type="spellStart"/>
             <w:r>
               <w:rPr>
                 <w:sz w:val="20"/>
               </w:rPr>
               <w:t>StH</w:t>
             </w:r>
-            <w:proofErr w:type="spellEnd"/>
             <w:r>
               <w:rPr>
                 <w:sz w:val="20"/>
@@ -5350,14 +5282,12 @@
               </w:rPr>
               <w:t xml:space="preserve">-02, </w:t>
             </w:r>
-            <w:proofErr w:type="spellStart"/>
             <w:r>
               <w:rPr>
                 <w:sz w:val="20"/>
               </w:rPr>
               <w:t>StH</w:t>
             </w:r>
-            <w:proofErr w:type="spellEnd"/>
             <w:r>
               <w:rPr>
                 <w:sz w:val="20"/>
